--- a/tvt3_v2/public/templates/THANH_LY_KY_MOI_MAT_BANG.docx
+++ b/tvt3_v2/public/templates/THANH_LY_KY_MOI_MAT_BANG.docx
@@ -1,6 +1,6 @@
 
 <file path=word/document.xml><?xml version="1.0" encoding="utf-8"?>
-<w:document xmlns:a="http://schemas.openxmlformats.org/drawingml/2006/main" xmlns:a14="http://schemas.microsoft.com/office/drawing/2010/main" xmlns:wpc="http://schemas.microsoft.com/office/word/2010/wordprocessingCanvas" xmlns:cx="http://schemas.microsoft.com/office/drawing/2014/chartex" xmlns:cx1="http://schemas.microsoft.com/office/drawing/2015/9/8/chartex" xmlns:cx2="http://schemas.microsoft.com/office/drawing/2015/10/21/chartex" xmlns:cx3="http://schemas.microsoft.com/office/drawing/2016/5/9/chartex" xmlns:cx4="http://schemas.microsoft.com/office/drawing/2016/5/10/chartex" xmlns:cx5="http://schemas.microsoft.com/office/drawing/2016/5/11/chartex" xmlns:cx6="http://schemas.microsoft.com/office/drawing/2016/5/12/chartex" xmlns:cx7="http://schemas.microsoft.com/office/drawing/2016/5/13/chartex" xmlns:cx8="http://schemas.microsoft.com/office/drawing/2016/5/14/chartex" xmlns:mc="http://schemas.openxmlformats.org/markup-compatibility/2006" xmlns:aink="http://schemas.microsoft.com/office/drawing/2016/ink" xmlns:am3d="http://schemas.microsoft.com/office/drawing/2017/model3d" xmlns:o="urn:schemas-microsoft-com:office:office" xmlns:oel="http://schemas.microsoft.com/office/2019/extlst" xmlns:r="http://schemas.openxmlformats.org/officeDocument/2006/relationships" xmlns:m="http://schemas.openxmlformats.org/officeDocument/2006/math" xmlns:v="urn:schemas-microsoft-com:vml" xmlns:wp14="http://schemas.microsoft.com/office/word/2010/wordprocessingDrawing" xmlns:wp="http://schemas.openxmlformats.org/drawingml/2006/wordprocessingDrawing" xmlns:w10="urn:schemas-microsoft-com:office:word" xmlns:w="http://schemas.openxmlformats.org/wordprocessingml/2006/main" xmlns:w14="http://schemas.microsoft.com/office/word/2010/wordml" xmlns:w15="http://schemas.microsoft.com/office/word/2012/wordml" xmlns:w16cex="http://schemas.microsoft.com/office/word/2018/wordml/cex" xmlns:w16cid="http://schemas.microsoft.com/office/word/2016/wordml/cid" xmlns:w16="http://schemas.microsoft.com/office/word/2018/wordml" xmlns:w16du="http://schemas.microsoft.com/office/word/2023/wordml/word16du" xmlns:w16sdtdh="http://schemas.microsoft.com/office/word/2020/wordml/sdtdatahash" xmlns:w16sdtfl="http://schemas.microsoft.com/office/word/2024/wordml/sdtformatlock" xmlns:w16se="http://schemas.microsoft.com/office/word/2015/wordml/symex" xmlns:wpg="http://schemas.microsoft.com/office/word/2010/wordprocessingGroup" xmlns:wpi="http://schemas.microsoft.com/office/word/2010/wordprocessingInk" xmlns:wne="http://schemas.microsoft.com/office/word/2006/wordml" xmlns:wps="http://schemas.microsoft.com/office/word/2010/wordprocessingShape" mc:Ignorable="w14 w15 w16se w16cid w16 w16cex w16sdtdh w16sdtfl w16du wp14">
+<w:document xmlns:a="http://schemas.openxmlformats.org/drawingml/2006/main" xmlns:pic="http://schemas.openxmlformats.org/drawingml/2006/picture" xmlns:a14="http://schemas.microsoft.com/office/drawing/2010/main" xmlns:wpc="http://schemas.microsoft.com/office/word/2010/wordprocessingCanvas" xmlns:cx="http://schemas.microsoft.com/office/drawing/2014/chartex" xmlns:cx1="http://schemas.microsoft.com/office/drawing/2015/9/8/chartex" xmlns:cx2="http://schemas.microsoft.com/office/drawing/2015/10/21/chartex" xmlns:cx3="http://schemas.microsoft.com/office/drawing/2016/5/9/chartex" xmlns:cx4="http://schemas.microsoft.com/office/drawing/2016/5/10/chartex" xmlns:cx5="http://schemas.microsoft.com/office/drawing/2016/5/11/chartex" xmlns:cx6="http://schemas.microsoft.com/office/drawing/2016/5/12/chartex" xmlns:cx7="http://schemas.microsoft.com/office/drawing/2016/5/13/chartex" xmlns:cx8="http://schemas.microsoft.com/office/drawing/2016/5/14/chartex" xmlns:mc="http://schemas.openxmlformats.org/markup-compatibility/2006" xmlns:aink="http://schemas.microsoft.com/office/drawing/2016/ink" xmlns:am3d="http://schemas.microsoft.com/office/drawing/2017/model3d" xmlns:o="urn:schemas-microsoft-com:office:office" xmlns:oel="http://schemas.microsoft.com/office/2019/extlst" xmlns:r="http://schemas.openxmlformats.org/officeDocument/2006/relationships" xmlns:m="http://schemas.openxmlformats.org/officeDocument/2006/math" xmlns:v="urn:schemas-microsoft-com:vml" xmlns:wp14="http://schemas.microsoft.com/office/word/2010/wordprocessingDrawing" xmlns:wp="http://schemas.openxmlformats.org/drawingml/2006/wordprocessingDrawing" xmlns:w10="urn:schemas-microsoft-com:office:word" xmlns:w="http://schemas.openxmlformats.org/wordprocessingml/2006/main" xmlns:w14="http://schemas.microsoft.com/office/word/2010/wordml" xmlns:w15="http://schemas.microsoft.com/office/word/2012/wordml" xmlns:w16cex="http://schemas.microsoft.com/office/word/2018/wordml/cex" xmlns:w16cid="http://schemas.microsoft.com/office/word/2016/wordml/cid" xmlns:w16="http://schemas.microsoft.com/office/word/2018/wordml" xmlns:w16du="http://schemas.microsoft.com/office/word/2023/wordml/word16du" xmlns:w16sdtdh="http://schemas.microsoft.com/office/word/2020/wordml/sdtdatahash" xmlns:w16sdtfl="http://schemas.microsoft.com/office/word/2024/wordml/sdtformatlock" xmlns:w16se="http://schemas.microsoft.com/office/word/2015/wordml/symex" xmlns:wpg="http://schemas.microsoft.com/office/word/2010/wordprocessingGroup" xmlns:wpi="http://schemas.microsoft.com/office/word/2010/wordprocessingInk" xmlns:wne="http://schemas.microsoft.com/office/word/2006/wordml" xmlns:wps="http://schemas.microsoft.com/office/word/2010/wordprocessingShape" mc:Ignorable="w14 w15 w16se w16cid w16 w16cex w16sdtdh w16sdtfl w16du wp14">
   <w:body>
     <w:tbl>
       <w:tblPr>
@@ -305,7 +305,7 @@
                 <w:rFonts w:ascii="Times New Roman" w:hAnsi="Times New Roman"/>
                 <w:szCs w:val="26"/>
               </w:rPr>
-              <w:t>Số:       /TTr-VT</w:t>
+              <w:t xml:space="preserve">Số: /TTr-VT</w:t>
             </w:r>
           </w:p>
         </w:tc>
@@ -329,41 +329,15 @@
                 <w:i/>
                 <w:szCs w:val="28"/>
               </w:rPr>
-              <w:t xml:space="preserve">Đồng Nai, ngày </w:t>
+              <w:t xml:space="preserve">Đồng Nai, ngày      tháng      năm </w:t>
             </w:r>
             <w:r>
               <w:rPr>
                 <w:rFonts w:ascii="Times New Roman" w:hAnsi="Times New Roman"/>
                 <w:i/>
                 <w:szCs w:val="28"/>
-                <w:lang w:val="vi-VN"/>
-              </w:rPr>
-              <w:t xml:space="preserve"> </w:t>
-            </w:r>
-            <w:r>
-              <w:rPr>
-                <w:rFonts w:ascii="Times New Roman" w:hAnsi="Times New Roman"/>
-                <w:i/>
-                <w:szCs w:val="28"/>
-              </w:rPr>
-              <w:t xml:space="preserve"> tháng</w:t>
-            </w:r>
-            <w:r>
-              <w:rPr>
-                <w:rFonts w:ascii="Times New Roman" w:hAnsi="Times New Roman"/>
-                <w:i/>
-                <w:szCs w:val="28"/>
-                <w:lang w:val="vi-VN"/>
-              </w:rPr>
-              <w:t xml:space="preserve"> </w:t>
-            </w:r>
-            <w:r>
-              <w:rPr>
-                <w:rFonts w:ascii="Times New Roman" w:hAnsi="Times New Roman"/>
-                <w:i/>
-                <w:szCs w:val="28"/>
-              </w:rPr>
-              <w:t xml:space="preserve">  năm 2026</w:t>
+              </w:rPr>
+              <w:t xml:space="preserve"> 2026</w:t>
             </w:r>
           </w:p>
         </w:tc>
@@ -467,6 +441,88 @@
       </w:pPr>
       <w:r>
         <w:rPr>
+          <w:rFonts w:ascii="Times New Roman" w:hAnsi="Times New Roman"/>
+          <w:b/>
+          <w:bCs/>
+          <w:noProof/>
+          <w:szCs w:val="25"/>
+        </w:rPr>
+        <w:drawing>
+          <wp:anchor distT="0" distB="0" distL="114300" distR="114300" simplePos="0" relativeHeight="251659264" behindDoc="1" locked="0" layoutInCell="1" allowOverlap="1" wp14:editId="75DE6EE0" wp14:anchorId="0A443629">
+            <wp:simplePos x="0" y="0"/>
+            <wp:positionH relativeFrom="margin">
+              <wp:align>center</wp:align>
+            </wp:positionH>
+            <wp:positionV relativeFrom="paragraph">
+              <wp:posOffset>97790</wp:posOffset>
+            </wp:positionV>
+            <wp:extent cx="2108200" cy="19050"/>
+            <wp:effectExtent l="0" t="0" r="6350" b="0"/>
+            <wp:wrapTight wrapText="bothSides">
+              <wp:wrapPolygon edited="0">
+                <wp:start x="0" y="0"/>
+                <wp:lineTo x="0" y="0"/>
+                <wp:lineTo x="21470" y="0"/>
+                <wp:lineTo x="21470" y="0"/>
+                <wp:lineTo x="0" y="0"/>
+              </wp:wrapPolygon>
+            </wp:wrapTight>
+            <wp:docPr id="384057371" name="Picture 1"/>
+            <wp:cNvGraphicFramePr>
+              <a:graphicFrameLocks xmlns:a="http://schemas.openxmlformats.org/drawingml/2006/main" noChangeAspect="1"/>
+            </wp:cNvGraphicFramePr>
+            <a:graphic xmlns:a="http://schemas.openxmlformats.org/drawingml/2006/main">
+              <a:graphicData uri="http://schemas.openxmlformats.org/drawingml/2006/picture">
+                <pic:pic xmlns:pic="http://schemas.openxmlformats.org/drawingml/2006/picture">
+                  <pic:nvPicPr>
+                    <pic:cNvPr id="0" name="Picture 2"/>
+                    <pic:cNvPicPr>
+                      <a:picLocks noChangeAspect="1" noChangeArrowheads="1"/>
+                    </pic:cNvPicPr>
+                  </pic:nvPicPr>
+                  <pic:blipFill>
+                    <a:blip r:embed="rId5">
+                      <a:extLst>
+                        <a:ext uri="{28A0092B-C50C-407E-A947-70E740481C1C}">
+                          <a14:useLocalDpi xmlns:a14="http://schemas.microsoft.com/office/drawing/2010/main" val="0"/>
+                        </a:ext>
+                      </a:extLst>
+                    </a:blip>
+                    <a:srcRect/>
+                    <a:stretch>
+                      <a:fillRect/>
+                    </a:stretch>
+                  </pic:blipFill>
+                  <pic:spPr bwMode="auto">
+                    <a:xfrm>
+                      <a:off x="0" y="0"/>
+                      <a:ext cx="2108200" cy="19050"/>
+                    </a:xfrm>
+                    <a:prstGeom prst="rect">
+                      <a:avLst/>
+                    </a:prstGeom>
+                    <a:noFill/>
+                    <a:ln>
+                      <a:noFill/>
+                    </a:ln>
+                  </pic:spPr>
+                </pic:pic>
+              </a:graphicData>
+            </a:graphic>
+          </wp:anchor>
+        </w:drawing>
+      </w:r>
+    </w:p>
+    <w:p>
+      <w:pPr>
+        <w:spacing w:before="120" w:line="360" w:lineRule="exact"/>
+        <w:jc w:val="center"/>
+        <w:rPr>
+          <w:rFonts w:ascii="Times New Roman" w:hAnsi="Times New Roman"/>
+        </w:rPr>
+      </w:pPr>
+      <w:r>
+        <w:rPr>
           <w:rStyle w:val="Emphasis"/>
           <w:rFonts w:ascii="Times New Roman" w:hAnsi="Times New Roman"/>
           <w:i w:val="0"/>
@@ -514,6 +570,71 @@
           <w:szCs w:val="26"/>
         </w:rPr>
         <w:t>Ý kiến chỉ đạo của Lãnh đạo MobiFone Đồng Nai</w:t>
+      </w:r>
+    </w:p>
+    <w:p>
+      <w:pPr>
+        <w:pBdr>
+          <w:top w:val="single" w:color="auto" w:sz="4" w:space="1"/>
+          <w:left w:val="single" w:color="auto" w:sz="4" w:space="4"/>
+          <w:bottom w:val="single" w:color="auto" w:sz="4" w:space="0"/>
+          <w:right w:val="single" w:color="auto" w:sz="4" w:space="0"/>
+        </w:pBdr>
+        <w:spacing w:before="120" w:line="360" w:lineRule="exact"/>
+        <w:jc w:val="center"/>
+        <w:rPr>
+          <w:rFonts w:ascii="Times New Roman" w:hAnsi="Times New Roman"/>
+        </w:rPr>
+      </w:pPr>
+      <w:r>
+        <w:rPr>
+          <w:rFonts w:ascii="Times New Roman" w:hAnsi="Times New Roman"/>
+        </w:rPr>
+        <w:t> </w:t>
+      </w:r>
+    </w:p>
+    <w:p>
+      <w:pPr>
+        <w:pBdr>
+          <w:top w:val="single" w:color="auto" w:sz="4" w:space="1"/>
+          <w:left w:val="single" w:color="auto" w:sz="4" w:space="4"/>
+          <w:bottom w:val="single" w:color="auto" w:sz="4" w:space="0"/>
+          <w:right w:val="single" w:color="auto" w:sz="4" w:space="0"/>
+        </w:pBdr>
+        <w:spacing w:before="120" w:line="360" w:lineRule="exact"/>
+        <w:jc w:val="center"/>
+        <w:rPr>
+          <w:rFonts w:ascii="Times New Roman" w:hAnsi="Times New Roman"/>
+        </w:rPr>
+      </w:pPr>
+      <w:r>
+        <w:rPr>
+          <w:rFonts w:ascii="Times New Roman" w:hAnsi="Times New Roman"/>
+          <w:szCs w:val="28"/>
+          <w:lang w:val="sv-SE"/>
+        </w:rPr>
+        <w:t> </w:t>
+      </w:r>
+    </w:p>
+    <w:p>
+      <w:pPr>
+        <w:pBdr>
+          <w:top w:val="single" w:color="auto" w:sz="4" w:space="1"/>
+          <w:left w:val="single" w:color="auto" w:sz="4" w:space="4"/>
+          <w:bottom w:val="single" w:color="auto" w:sz="4" w:space="0"/>
+          <w:right w:val="single" w:color="auto" w:sz="4" w:space="0"/>
+        </w:pBdr>
+        <w:spacing w:before="120" w:line="360" w:lineRule="exact"/>
+        <w:jc w:val="center"/>
+        <w:rPr>
+          <w:rFonts w:ascii="Times New Roman" w:hAnsi="Times New Roman"/>
+        </w:rPr>
+      </w:pPr>
+      <w:r>
+        <w:rPr>
+          <w:rFonts w:ascii="Times New Roman" w:hAnsi="Times New Roman"/>
+        </w:rPr>
+        <w:t> </w:t>
       </w:r>
     </w:p>
     <w:p>
@@ -928,14 +1049,14 @@
           <w:szCs w:val="26"/>
           <w:lang w:val="vi-VN"/>
         </w:rPr>
-        <w:t xml:space="preserve"> {{NEW_PRICE}} đồng/tháng (bằng chữ: {{NEW_PRICE_TEXT}}) với</w:t>
-      </w:r>
-      <w:r>
-        <w:rPr>
-          <w:rFonts w:ascii="Times New Roman" w:hAnsi="Times New Roman"/>
-          <w:szCs w:val="26"/>
-        </w:rPr>
-        <w:t xml:space="preserve"> đơn giá chi tiết theo các hạng mục như sau: </w:t>
+        <w:t xml:space="preserve"> {{PRICE_PHRASING}} </w:t>
+      </w:r>
+      <w:r>
+        <w:rPr>
+          <w:rFonts w:ascii="Times New Roman" w:hAnsi="Times New Roman"/>
+          <w:szCs w:val="26"/>
+        </w:rPr>
+        <w:t xml:space="preserve">với đơn giá chi tiết theo các hạng mục như sau: </w:t>
       </w:r>
     </w:p>
     <w:tbl>
@@ -1621,6 +1742,30 @@
           <w:lang w:val="vi-VN"/>
         </w:rPr>
         <w:t>Viễn thông có cơ sở thực hiện./.</w:t>
+      </w:r>
+    </w:p>
+    <w:p>
+      <w:pPr>
+        <w:tabs>
+          <w:tab w:val="left" w:pos="426"/>
+          <w:tab w:val="left" w:pos="810"/>
+          <w:tab w:val="left" w:pos="3240"/>
+        </w:tabs>
+        <w:spacing w:before="120" w:line="360" w:lineRule="exact"/>
+        <w:ind w:left="540" w:firstLine="720"/>
+        <w:jc w:val="both"/>
+        <w:rPr>
+          <w:rFonts w:ascii="Times New Roman" w:hAnsi="Times New Roman"/>
+          <w:sz w:val="28"/>
+          <w:szCs w:val="28"/>
+        </w:rPr>
+      </w:pPr>
+      <w:r>
+        <w:rPr>
+          <w:rFonts w:ascii="Times New Roman" w:hAnsi="Times New Roman"/>
+          <w:szCs w:val="28"/>
+        </w:rPr>
+        <w:t> </w:t>
       </w:r>
     </w:p>
     <w:tbl>
@@ -2303,14 +2448,6 @@
     </w:tbl>
     <w:p>
       <w:pPr>
-        <w:spacing w:before="0" w:after="0"/>
-      </w:pPr>
-      <w:r>
-        <w:t>{#IS_TRONG_KHUNG}</w:t>
-      </w:r>
-    </w:p>
-    <w:p>
-      <w:pPr>
         <w:pStyle w:val="NormalWeb"/>
         <w:spacing w:before="0" w:beforeAutospacing="0" w:after="0" w:afterAutospacing="0"/>
         <w:jc w:val="center"/>
@@ -2401,7 +2538,7 @@
           <w:sz w:val="26"/>
           <w:szCs w:val="26"/>
         </w:rPr>
-        <w:t xml:space="preserve"> Hôm nay, ngày        tháng          năm 202</w:t>
+        <w:t xml:space="preserve"> Hôm nay, ngày      tháng      năm  202</w:t>
       </w:r>
       <w:r>
         <w:rPr>
@@ -2416,14 +2553,14 @@
           <w:sz w:val="26"/>
           <w:szCs w:val="26"/>
         </w:rPr>
-        <w:t xml:space="preserve"> tại</w:t>
+        <w:t xml:space="preserve"> tại </w:t>
       </w:r>
       <w:r>
         <w:rPr>
           <w:sz w:val="26"/>
           <w:szCs w:val="28"/>
         </w:rPr>
-        <w:t xml:space="preserve"> </w:t>
+        <w:t xml:space="preserve">tại </w:t>
       </w:r>
       <w:r>
         <w:rPr>
@@ -2486,6 +2623,7 @@
           <w:tab w:val="left" w:pos="2880"/>
         </w:tabs>
         <w:spacing w:before="120" w:line="320" w:lineRule="exact"/>
+        <w:ind w:firstLine="709"/>
         <w:jc w:val="both"/>
         <w:rPr>
           <w:rFonts w:ascii="Times New Roman" w:hAnsi="Times New Roman"/>
@@ -2648,6 +2786,7 @@
       <w:pPr>
         <w:pStyle w:val="NormalWeb"/>
         <w:spacing w:before="0" w:beforeAutospacing="0" w:after="0" w:afterAutospacing="0"/>
+        <w:ind w:firstLine="709"/>
         <w:jc w:val="both"/>
         <w:rPr>
           <w:sz w:val="26"/>
@@ -3043,6 +3182,7 @@
       <w:pPr>
         <w:widowControl w:val="0"/>
         <w:spacing w:before="80" w:after="80" w:line="360" w:lineRule="atLeast"/>
+        <w:ind w:firstLine="709"/>
         <w:jc w:val="both"/>
         <w:rPr>
           <w:rFonts w:ascii="Times New Roman" w:hAnsi="Times New Roman"/>
@@ -3059,7 +3199,7 @@
           <w:szCs w:val="28"/>
           <w:lang w:val="fr-FR"/>
         </w:rPr>
-        <w:t>(Giấy UQ số 08/UQ-MBF.ĐNa ngày 22/01/2026 do Giám đốc MobiFone Đồng Nai – Chi nhánh Tổng Công ty Viễn Thông MobiFone, Ông Bùi Chí Tuệ ký)</w:t>
+        <w:t>(Giấy UQ số 21/UQ-MBF.ĐNa ngày 19/06/2026 do Giám đốc MobiFone Đồng Nai – Chi nhánh Tổng Công ty Viễn Thông MobiFone, Ông Bùi Chí Tuệ ký)</w:t>
       </w:r>
     </w:p>
     <w:p>
@@ -3190,7 +3330,7 @@
                 <w:rFonts w:ascii="Times New Roman" w:hAnsi="Times New Roman"/>
                 <w:szCs w:val="28"/>
               </w:rPr>
-              <w:t xml:space="preserve">             </w:t>
+              <w:t xml:space="preserve"> </w:t>
             </w:r>
           </w:p>
           <w:p>
@@ -3374,6 +3514,11 @@
         </w:tc>
       </w:tr>
     </w:tbl>
+    <w:p>
+      <w:r>
+        <w:br w:type="page"/>
+      </w:r>
+    </w:p>
     <w:tbl>
       <w:tblPr>
         <w:tblpPr w:leftFromText="180" w:rightFromText="180" w:vertAnchor="text" w:horzAnchor="margin" w:tblpXSpec="center" w:tblpY="-832"/>
@@ -3756,7 +3901,7 @@
           <w:tab w:val="left" w:pos="1440"/>
         </w:tabs>
         <w:spacing w:before="120" w:after="120"/>
-        <w:ind w:left="1440"/>
+        <w:ind w:left="1440" w:firstLine="709"/>
         <w:rPr>
           <w:rFonts w:ascii="Times New Roman" w:hAnsi="Times New Roman"/>
           <w:b/>
@@ -3769,7 +3914,7 @@
           <w:b/>
           <w:bCs/>
         </w:rPr>
-        <w:t>Địa chỉ trạm: {{ADDRESS_OLD}} (</w:t>
+        <w:t>Địa chỉ trạm: {{ADDRESS_OLD</w:t>
       </w:r>
       <w:r>
         <w:rPr>
@@ -3782,7 +3927,7 @@
           <w:szCs w:val="28"/>
           <w:lang w:val="da-DK"/>
         </w:rPr>
-        <w:t>{{ADDRESS_NEW}})</w:t>
+        <w:t>{{ADDRESS_NEW}}</w:t>
       </w:r>
       <w:r>
         <w:rPr>
@@ -3800,7 +3945,7 @@
           <w:tab w:val="left" w:pos="1440"/>
         </w:tabs>
         <w:spacing w:before="120" w:after="120"/>
-        <w:ind w:left="1440"/>
+        <w:ind w:left="1440" w:firstLine="709"/>
         <w:rPr>
           <w:rFonts w:ascii="Times New Roman" w:hAnsi="Times New Roman"/>
           <w:b/>
@@ -3843,7 +3988,7 @@
           <w:szCs w:val="28"/>
           <w:lang w:val="vi-VN"/>
         </w:rPr>
-        <w:t>Số:       -26/</w:t>
+        <w:t xml:space="preserve">Số: -26/</w:t>
       </w:r>
       <w:bookmarkEnd w:id="2"/>
       <w:r>
@@ -3990,7 +4135,7 @@
           <w:szCs w:val="26"/>
           <w:lang w:val="vi-VN"/>
         </w:rPr>
-        <w:t>Hôm nay, ngày        tháng         năm</w:t>
+        <w:t xml:space="preserve">Hôm nay, ngày      tháng      năm </w:t>
       </w:r>
       <w:r>
         <w:rPr>
@@ -4047,7 +4192,7 @@
       <w:pPr>
         <w:widowControl w:val="0"/>
         <w:spacing w:before="60" w:after="60"/>
-        <w:ind w:left="-18"/>
+        <w:ind w:left="-18" w:firstLine="709"/>
         <w:jc w:val="both"/>
         <w:rPr>
           <w:rFonts w:ascii="Times New Roman" w:hAnsi="Times New Roman"/>
@@ -4074,6 +4219,7 @@
       <w:pPr>
         <w:widowControl w:val="0"/>
         <w:shd w:val="clear" w:color="auto" w:fill="FFFFFF"/>
+        <w:ind w:firstLine="709"/>
         <w:rPr>
           <w:rFonts w:ascii="Times New Roman" w:hAnsi="Times New Roman"/>
           <w:szCs w:val="26"/>
@@ -4262,7 +4408,7 @@
           <w:rFonts w:ascii="Times New Roman" w:hAnsi="Times New Roman"/>
           <w:szCs w:val="26"/>
         </w:rPr>
-        <w:t xml:space="preserve">Điện thoại </w:t>
+        <w:t xml:space="preserve">Điện thọai </w:t>
       </w:r>
       <w:r>
         <w:rPr>
@@ -4744,6 +4890,7 @@
       <w:pPr>
         <w:widowControl w:val="0"/>
         <w:spacing w:before="80" w:after="80" w:line="360" w:lineRule="atLeast"/>
+        <w:ind w:firstLine="709"/>
         <w:jc w:val="both"/>
         <w:rPr>
           <w:rFonts w:ascii="Times New Roman" w:hAnsi="Times New Roman"/>
@@ -4759,7 +4906,7 @@
           <w:szCs w:val="26"/>
           <w:lang w:val="fr-FR"/>
         </w:rPr>
-        <w:t>(Giấy UQ số 08/UQ-MBF.ĐNa ngày 22/01/2026 do Giám đốc MobiFone Đồng Nai – Chi nhánh Tổng Công ty Viễn Thông MobiFone, Ông Bùi Chí Tuệ ký)</w:t>
+        <w:t>(Giấy UQ số 21/UQ-MBF.ĐNa ngày 19/06/2026 do Giám đốc MobiFone Đồng Nai – Chi nhánh Tổng Công ty Viễn Thông MobiFone, Ông Bùi Chí Tuệ ký)</w:t>
       </w:r>
     </w:p>
     <w:p>
@@ -4974,19 +5121,12 @@
         </w:rPr>
         <w:t xml:space="preserve"> </w:t>
       </w:r>
-      <w:r>
-        <w:rPr>
-          <w:rFonts w:ascii="Times New Roman" w:hAnsi="Times New Roman"/>
-          <w:szCs w:val="26"/>
-          <w:lang w:val="da-DK"/>
-        </w:rPr>
-        <w:t xml:space="preserve"> </w:t>
-      </w:r>
     </w:p>
     <w:p>
       <w:pPr>
         <w:widowControl w:val="0"/>
         <w:spacing w:before="120" w:after="120"/>
+        <w:ind w:firstLine="709"/>
         <w:jc w:val="both"/>
         <w:rPr>
           <w:rFonts w:ascii="Times New Roman" w:hAnsi="Times New Roman"/>
@@ -5332,7 +5472,7 @@
         <w:autoSpaceDE w:val="0"/>
         <w:autoSpaceDN w:val="0"/>
         <w:spacing w:before="60" w:after="60"/>
-        <w:ind w:left="720"/>
+        <w:ind w:left="720" w:firstLine="709"/>
         <w:jc w:val="both"/>
         <w:rPr>
           <w:rFonts w:ascii="Times New Roman" w:hAnsi="Times New Roman"/>
@@ -5446,7 +5586,7 @@
           <w:szCs w:val="26"/>
           <w:lang w:val="da-DK"/>
         </w:rPr>
-        <w:t xml:space="preserve">, cơ sở hạ tầng trạm BTS</w:t>
+        <w:t>, cở sở hạ tầng trạm BTS</w:t>
       </w:r>
       <w:r>
         <w:rPr>
@@ -5739,7 +5879,7 @@
       <w:pPr>
         <w:pStyle w:val="NormalWeb"/>
         <w:spacing w:before="60" w:beforeAutospacing="0" w:after="60" w:afterAutospacing="0"/>
-        <w:ind w:left="567"/>
+        <w:ind w:left="567" w:firstLine="709"/>
         <w:jc w:val="both"/>
         <w:rPr>
           <w:b/>
@@ -5957,6 +6097,7 @@
     </w:p>
     <w:p>
       <w:pPr>
+        <w:ind w:firstLine="709"/>
         <w:rPr>
           <w:rFonts w:ascii="Times New Roman" w:hAnsi="Times New Roman"/>
           <w:szCs w:val="26"/>
@@ -6110,10 +6251,9 @@
       <w:r>
         <w:rPr>
           <w:rFonts w:ascii="Times New Roman" w:hAnsi="Times New Roman"/>
-          <w:szCs w:val="26"/>
-          <w:lang w:val="vi-VN"/>
-        </w:rPr>
-        <w:t>Bên B cam kết tài khoản nhận thanh toán là ổn định và không thay đổi trong suốt thời gian thuê, đồng thời chịu trách nhiệm nếu có bất kỳ khiếu nại nào liên quan đến việc nhận tiền thanh toán của hợp đồng này vào tài khoản nêu trên</w:t>
+          <w:sz w:val="26"/>
+        </w:rPr>
+        <w:t>Bên A cam kết tài khoản nhận thanh toán là ổn định và không thay đổi trong suốt thời gian thuê, đồng thời chịu trách nhiệm nếu có bất kỳ khiếu nại nào liên quan đến việc nhận tiền thanh toán của hợp đồng này vào tài khoản nêu trên</w:t>
       </w:r>
     </w:p>
     <w:p>
@@ -6134,11 +6274,9 @@
       <w:r>
         <w:rPr>
           <w:rFonts w:ascii="Times New Roman" w:hAnsi="Times New Roman"/>
-          <w:szCs w:val="26"/>
-          <w:lang w:val="vi-VN"/>
-        </w:rPr>
-        <w:lastRenderedPageBreak/>
-        <w:t>Trường hợp thay đổi thông tin tài khoản nhận thanh toán, Bên B phải báo trước bằng văn bản cho bên A chậm nhất là 30 ngày trước khi đến hạn của chu kỳ thanh toán kế tiếp và hai bên sẽ tiến hành ký phụ lục điều chỉnh thông tin tài khoản nhận tiền thanh toán.</w:t>
+          <w:sz w:val="26"/>
+        </w:rPr>
+        <w:t>Trường hợp thay đổi thông tin tài khoản nhận thanh toán, Bên A phải báo trước bằng văn bản cho bên B chậm nhất là 30 ngày trước khi đến hạn của chu kỳ thanh toán kế tiếp và hai bên sẽ tiến hành ký phụ lục điều chỉnh thông tin tài khoản nhận tiền thanh toán.</w:t>
       </w:r>
     </w:p>
     <w:p>
@@ -7067,7 +7205,7 @@
           <w:szCs w:val="26"/>
           <w:lang w:val="da-DK"/>
         </w:rPr>
-        <w:t xml:space="preserve">- Trong mọi trường hợp (ngoại trừ bất khả kháng, trở ngại khách quan theo luật định), Bên A không được gây gián đoạn hoạt động bình thường của trạm thu phát sóng và/hoặc cản trở cán bộ kỹ thuật của Bên B thực hiện công việc vận hành khai thác và ứng cứu thông tin tại trạm.</w:t>
+        <w:t>- Trong mọi trường hợp (ngoại trừ bất khả kháng, trở ngại khách quan theo luật định), Bên A không được gây gián đoạn hoạt động bình thường của trạm thu 8 phát sóng và/hoặc cản trở cán bộ kỹ thuật của Bên B thực hiện công việc vận hành khai thác và ứng cứu thông tin tại trạm.</w:t>
       </w:r>
     </w:p>
     <w:p>
@@ -8104,7 +8242,7 @@
           <w:szCs w:val="26"/>
           <w:lang w:val="da-DK"/>
         </w:rPr>
-        <w:t xml:space="preserve"> Các </w:t>
+        <w:t xml:space="preserve">Các </w:t>
       </w:r>
       <w:r>
         <w:rPr>
@@ -8937,14 +9075,6 @@
         </w:tc>
       </w:tr>
     </w:tbl>
-    <w:p>
-      <w:pPr>
-        <w:spacing w:before="0" w:after="0"/>
-      </w:pPr>
-      <w:r>
-        <w:t>{/IS_TRONG_KHUNG}</w:t>
-      </w:r>
-    </w:p>
     <w:sectPr>
       <w:pgSz w:w="11906" w:h="16838"/>
       <w:pgMar w:top="1260" w:right="1440" w:bottom="1440" w:left="1440" w:header="708" w:footer="708" w:gutter="0"/>

--- a/tvt3_v2/public/templates/THANH_LY_KY_MOI_MAT_BANG.docx
+++ b/tvt3_v2/public/templates/THANH_LY_KY_MOI_MAT_BANG.docx
@@ -3914,7 +3914,7 @@
           <w:b/>
           <w:bCs/>
         </w:rPr>
-        <w:t>Địa chỉ trạm: {{ADDRESS_OLD</w:t>
+        <w:t>Địa chỉ trạm: {{ADDRESS_OLD}}</w:t>
       </w:r>
       <w:r>
         <w:rPr>

--- a/tvt3_v2/public/templates/THANH_LY_KY_MOI_MAT_BANG.docx
+++ b/tvt3_v2/public/templates/THANH_LY_KY_MOI_MAT_BANG.docx
@@ -3914,7 +3914,7 @@
           <w:b/>
           <w:bCs/>
         </w:rPr>
-        <w:t>Địa chỉ trạm: {{ADDRESS_OLD}}</w:t>
+        <w:t>Địa chỉ trạm: {{ADDRESS_OLD</w:t>
       </w:r>
       <w:r>
         <w:rPr>
